--- a/Отчёт.docx
+++ b/Отчёт.docx
@@ -301,8 +301,6 @@
         </w:rPr>
         <w:t>Студент №4</w:t>
       </w:r>
-      <w:bookmarkStart w:id="0" w:name="_GoBack"/>
-      <w:bookmarkEnd w:id="0"/>
     </w:p>
     <w:p>
       <w:pPr>
@@ -3723,6 +3721,214 @@
     <w:p>
       <w:pPr>
         <w:jc w:val="center"/>
+        <w:rPr>
+          <w:rFonts w:ascii="Times New Roman" w:hAnsi="Times New Roman" w:cs="Times New Roman"/>
+          <w:sz w:val="28"/>
+          <w:szCs w:val="28"/>
+        </w:rPr>
+      </w:pPr>
+      <w:r>
+        <w:rPr>
+          <w:rFonts w:ascii="Times New Roman" w:hAnsi="Times New Roman" w:cs="Times New Roman"/>
+          <w:noProof/>
+          <w:sz w:val="28"/>
+          <w:szCs w:val="28"/>
+          <w:lang w:eastAsia="ru-RU"/>
+        </w:rPr>
+        <w:drawing>
+          <wp:inline distT="0" distB="0" distL="0" distR="0">
+            <wp:extent cx="4581525" cy="2600325"/>
+            <wp:effectExtent l="0" t="0" r="9525" b="9525"/>
+            <wp:docPr id="30" name="Рисунок 30"/>
+            <wp:cNvGraphicFramePr>
+              <a:graphicFrameLocks xmlns:a="http://schemas.openxmlformats.org/drawingml/2006/main" noChangeAspect="1"/>
+            </wp:cNvGraphicFramePr>
+            <a:graphic xmlns:a="http://schemas.openxmlformats.org/drawingml/2006/main">
+              <a:graphicData uri="http://schemas.openxmlformats.org/drawingml/2006/picture">
+                <pic:pic xmlns:pic="http://schemas.openxmlformats.org/drawingml/2006/picture">
+                  <pic:nvPicPr>
+                    <pic:cNvPr id="0" name="Picture 1"/>
+                    <pic:cNvPicPr>
+                      <a:picLocks noChangeAspect="1" noChangeArrowheads="1"/>
+                    </pic:cNvPicPr>
+                  </pic:nvPicPr>
+                  <pic:blipFill>
+                    <a:blip r:embed="rId37">
+                      <a:extLst>
+                        <a:ext uri="{28A0092B-C50C-407E-A947-70E740481C1C}">
+                          <a14:useLocalDpi xmlns:a14="http://schemas.microsoft.com/office/drawing/2010/main" val="0"/>
+                        </a:ext>
+                      </a:extLst>
+                    </a:blip>
+                    <a:srcRect/>
+                    <a:stretch>
+                      <a:fillRect/>
+                    </a:stretch>
+                  </pic:blipFill>
+                  <pic:spPr bwMode="auto">
+                    <a:xfrm>
+                      <a:off x="0" y="0"/>
+                      <a:ext cx="4581525" cy="2600325"/>
+                    </a:xfrm>
+                    <a:prstGeom prst="rect">
+                      <a:avLst/>
+                    </a:prstGeom>
+                    <a:noFill/>
+                    <a:ln>
+                      <a:noFill/>
+                    </a:ln>
+                  </pic:spPr>
+                </pic:pic>
+              </a:graphicData>
+            </a:graphic>
+          </wp:inline>
+        </w:drawing>
+      </w:r>
+    </w:p>
+    <w:p>
+      <w:pPr>
+        <w:rPr>
+          <w:rFonts w:ascii="Times New Roman" w:hAnsi="Times New Roman" w:cs="Times New Roman"/>
+          <w:sz w:val="28"/>
+          <w:szCs w:val="28"/>
+        </w:rPr>
+      </w:pPr>
+      <w:r>
+        <w:rPr>
+          <w:rFonts w:ascii="Times New Roman" w:hAnsi="Times New Roman" w:cs="Times New Roman"/>
+          <w:sz w:val="28"/>
+          <w:szCs w:val="28"/>
+        </w:rPr>
+        <w:t xml:space="preserve">Добавил ссылку на </w:t>
+      </w:r>
+      <w:proofErr w:type="spellStart"/>
+      <w:r>
+        <w:rPr>
+          <w:rFonts w:ascii="Times New Roman" w:hAnsi="Times New Roman" w:cs="Times New Roman"/>
+          <w:sz w:val="28"/>
+          <w:szCs w:val="28"/>
+        </w:rPr>
+        <w:t>репозиторий</w:t>
+      </w:r>
+      <w:proofErr w:type="spellEnd"/>
+      <w:r>
+        <w:rPr>
+          <w:rFonts w:ascii="Times New Roman" w:hAnsi="Times New Roman" w:cs="Times New Roman"/>
+          <w:sz w:val="28"/>
+          <w:szCs w:val="28"/>
+        </w:rPr>
+        <w:t xml:space="preserve">, зафиксировал изменения и ещё раз отправил в удалённый </w:t>
+      </w:r>
+      <w:proofErr w:type="spellStart"/>
+      <w:r>
+        <w:rPr>
+          <w:rFonts w:ascii="Times New Roman" w:hAnsi="Times New Roman" w:cs="Times New Roman"/>
+          <w:sz w:val="28"/>
+          <w:szCs w:val="28"/>
+        </w:rPr>
+        <w:t>репозиторий</w:t>
+      </w:r>
+      <w:proofErr w:type="spellEnd"/>
+      <w:r>
+        <w:rPr>
+          <w:rFonts w:ascii="Times New Roman" w:hAnsi="Times New Roman" w:cs="Times New Roman"/>
+          <w:sz w:val="28"/>
+          <w:szCs w:val="28"/>
+        </w:rPr>
+        <w:t>.</w:t>
+      </w:r>
+    </w:p>
+    <w:p>
+      <w:pPr>
+        <w:rPr>
+          <w:rFonts w:ascii="Times New Roman" w:hAnsi="Times New Roman" w:cs="Times New Roman"/>
+          <w:sz w:val="28"/>
+          <w:szCs w:val="28"/>
+        </w:rPr>
+      </w:pPr>
+      <w:hyperlink r:id="rId38" w:history="1">
+        <w:r>
+          <w:rPr>
+            <w:rStyle w:val="a4"/>
+            <w:rFonts w:ascii="Times New Roman" w:hAnsi="Times New Roman" w:cs="Times New Roman"/>
+            <w:sz w:val="28"/>
+            <w:szCs w:val="28"/>
+          </w:rPr>
+          <w:t>https://github.com/TrueVibeCoder/FinalWork</w:t>
+        </w:r>
+      </w:hyperlink>
+    </w:p>
+    <w:p>
+      <w:pPr>
+        <w:jc w:val="center"/>
+        <w:rPr>
+          <w:rFonts w:ascii="Times New Roman" w:hAnsi="Times New Roman" w:cs="Times New Roman"/>
+          <w:sz w:val="28"/>
+          <w:szCs w:val="28"/>
+        </w:rPr>
+      </w:pPr>
+      <w:r>
+        <w:rPr>
+          <w:rFonts w:ascii="Times New Roman" w:hAnsi="Times New Roman" w:cs="Times New Roman"/>
+          <w:noProof/>
+          <w:sz w:val="28"/>
+          <w:szCs w:val="28"/>
+          <w:lang w:eastAsia="ru-RU"/>
+        </w:rPr>
+        <w:drawing>
+          <wp:inline distT="0" distB="0" distL="0" distR="0">
+            <wp:extent cx="3524250" cy="3067050"/>
+            <wp:effectExtent l="0" t="0" r="0" b="0"/>
+            <wp:docPr id="31" name="Рисунок 31"/>
+            <wp:cNvGraphicFramePr>
+              <a:graphicFrameLocks xmlns:a="http://schemas.openxmlformats.org/drawingml/2006/main" noChangeAspect="1"/>
+            </wp:cNvGraphicFramePr>
+            <a:graphic xmlns:a="http://schemas.openxmlformats.org/drawingml/2006/main">
+              <a:graphicData uri="http://schemas.openxmlformats.org/drawingml/2006/picture">
+                <pic:pic xmlns:pic="http://schemas.openxmlformats.org/drawingml/2006/picture">
+                  <pic:nvPicPr>
+                    <pic:cNvPr id="0" name="Picture 2"/>
+                    <pic:cNvPicPr>
+                      <a:picLocks noChangeAspect="1" noChangeArrowheads="1"/>
+                    </pic:cNvPicPr>
+                  </pic:nvPicPr>
+                  <pic:blipFill>
+                    <a:blip r:embed="rId39">
+                      <a:extLst>
+                        <a:ext uri="{28A0092B-C50C-407E-A947-70E740481C1C}">
+                          <a14:useLocalDpi xmlns:a14="http://schemas.microsoft.com/office/drawing/2010/main" val="0"/>
+                        </a:ext>
+                      </a:extLst>
+                    </a:blip>
+                    <a:srcRect/>
+                    <a:stretch>
+                      <a:fillRect/>
+                    </a:stretch>
+                  </pic:blipFill>
+                  <pic:spPr bwMode="auto">
+                    <a:xfrm>
+                      <a:off x="0" y="0"/>
+                      <a:ext cx="3524250" cy="3067050"/>
+                    </a:xfrm>
+                    <a:prstGeom prst="rect">
+                      <a:avLst/>
+                    </a:prstGeom>
+                    <a:noFill/>
+                    <a:ln>
+                      <a:noFill/>
+                    </a:ln>
+                  </pic:spPr>
+                </pic:pic>
+              </a:graphicData>
+            </a:graphic>
+          </wp:inline>
+        </w:drawing>
+      </w:r>
+      <w:bookmarkStart w:id="0" w:name="_GoBack"/>
+      <w:bookmarkEnd w:id="0"/>
+    </w:p>
+    <w:p>
+      <w:pPr>
         <w:rPr>
           <w:rFonts w:ascii="Times New Roman" w:hAnsi="Times New Roman" w:cs="Times New Roman"/>
           <w:sz w:val="28"/>
@@ -4148,6 +4354,7 @@
   <w:style w:type="character" w:default="1" w:styleId="a0">
     <w:name w:val="Default Paragraph Font"/>
     <w:uiPriority w:val="1"/>
+    <w:semiHidden/>
     <w:unhideWhenUsed/>
   </w:style>
   <w:style w:type="table" w:default="1" w:styleId="a1">
@@ -4182,6 +4389,17 @@
       <w:ind w:left="720"/>
       <w:contextualSpacing/>
     </w:pPr>
+  </w:style>
+  <w:style w:type="character" w:styleId="a4">
+    <w:name w:val="Hyperlink"/>
+    <w:basedOn w:val="a0"/>
+    <w:uiPriority w:val="99"/>
+    <w:unhideWhenUsed/>
+    <w:rsid w:val="001B6F87"/>
+    <w:rPr>
+      <w:color w:val="0563C1" w:themeColor="hyperlink"/>
+      <w:u w:val="single"/>
+    </w:rPr>
   </w:style>
 </w:styles>
 </file>

--- a/Отчёт.docx
+++ b/Отчёт.docx
@@ -2027,6 +2027,14 @@
           <w:sz w:val="28"/>
           <w:szCs w:val="28"/>
         </w:rPr>
+        <w:t xml:space="preserve">7) </w:t>
+      </w:r>
+      <w:r>
+        <w:rPr>
+          <w:rFonts w:ascii="Times New Roman" w:hAnsi="Times New Roman" w:cs="Times New Roman"/>
+          <w:sz w:val="28"/>
+          <w:szCs w:val="28"/>
+        </w:rPr>
         <w:t>Создал</w:t>
       </w:r>
       <w:r>
@@ -2135,6 +2143,14 @@
           <w:szCs w:val="28"/>
         </w:rPr>
         <w:lastRenderedPageBreak/>
+        <w:t xml:space="preserve">8) </w:t>
+      </w:r>
+      <w:r>
+        <w:rPr>
+          <w:rFonts w:ascii="Times New Roman" w:hAnsi="Times New Roman" w:cs="Times New Roman"/>
+          <w:sz w:val="28"/>
+          <w:szCs w:val="28"/>
+        </w:rPr>
         <w:t>С</w:t>
       </w:r>
       <w:r>
@@ -2143,7 +2159,23 @@
           <w:sz w:val="28"/>
           <w:szCs w:val="28"/>
         </w:rPr>
-        <w:t xml:space="preserve">оздайте новую ветку в локальном </w:t>
+        <w:t>озда</w:t>
+      </w:r>
+      <w:r>
+        <w:rPr>
+          <w:rFonts w:ascii="Times New Roman" w:hAnsi="Times New Roman" w:cs="Times New Roman"/>
+          <w:sz w:val="28"/>
+          <w:szCs w:val="28"/>
+        </w:rPr>
+        <w:t>л</w:t>
+      </w:r>
+      <w:r>
+        <w:rPr>
+          <w:rFonts w:ascii="Times New Roman" w:hAnsi="Times New Roman" w:cs="Times New Roman"/>
+          <w:sz w:val="28"/>
+          <w:szCs w:val="28"/>
+        </w:rPr>
+        <w:t xml:space="preserve"> новую ветку в локальном </w:t>
       </w:r>
       <w:proofErr w:type="spellStart"/>
       <w:proofErr w:type="gramStart"/>
@@ -2275,6 +2307,14 @@
           <w:sz w:val="28"/>
           <w:szCs w:val="28"/>
         </w:rPr>
+        <w:t xml:space="preserve">9) </w:t>
+      </w:r>
+      <w:r>
+        <w:rPr>
+          <w:rFonts w:ascii="Times New Roman" w:hAnsi="Times New Roman" w:cs="Times New Roman"/>
+          <w:sz w:val="28"/>
+          <w:szCs w:val="28"/>
+        </w:rPr>
         <w:t>Выполнил</w:t>
       </w:r>
       <w:r>
@@ -2400,6 +2440,14 @@
           <w:szCs w:val="28"/>
         </w:rPr>
       </w:pPr>
+      <w:r>
+        <w:rPr>
+          <w:rFonts w:ascii="Times New Roman" w:hAnsi="Times New Roman" w:cs="Times New Roman"/>
+          <w:sz w:val="28"/>
+          <w:szCs w:val="28"/>
+        </w:rPr>
+        <w:t xml:space="preserve">10) </w:t>
+      </w:r>
       <w:r>
         <w:rPr>
           <w:rFonts w:ascii="Times New Roman" w:hAnsi="Times New Roman" w:cs="Times New Roman"/>
@@ -2558,6 +2606,14 @@
           <w:sz w:val="28"/>
           <w:szCs w:val="28"/>
         </w:rPr>
+        <w:t xml:space="preserve">11) </w:t>
+      </w:r>
+      <w:r>
+        <w:rPr>
+          <w:rFonts w:ascii="Times New Roman" w:hAnsi="Times New Roman" w:cs="Times New Roman"/>
+          <w:sz w:val="28"/>
+          <w:szCs w:val="28"/>
+        </w:rPr>
         <w:t>Зашел на почту и подтвердил приглашение.</w:t>
       </w:r>
     </w:p>
@@ -2677,6 +2733,14 @@
           <w:sz w:val="28"/>
           <w:szCs w:val="28"/>
         </w:rPr>
+        <w:t xml:space="preserve">12) </w:t>
+      </w:r>
+      <w:r>
+        <w:rPr>
+          <w:rFonts w:ascii="Times New Roman" w:hAnsi="Times New Roman" w:cs="Times New Roman"/>
+          <w:sz w:val="28"/>
+          <w:szCs w:val="28"/>
+        </w:rPr>
         <w:t xml:space="preserve">Создал свою ветку </w:t>
       </w:r>
       <w:proofErr w:type="spellStart"/>
@@ -2779,6 +2843,14 @@
           <w:sz w:val="28"/>
           <w:szCs w:val="28"/>
         </w:rPr>
+        <w:t xml:space="preserve">13) </w:t>
+      </w:r>
+      <w:r>
+        <w:rPr>
+          <w:rFonts w:ascii="Times New Roman" w:hAnsi="Times New Roman" w:cs="Times New Roman"/>
+          <w:sz w:val="28"/>
+          <w:szCs w:val="28"/>
+        </w:rPr>
         <w:t>Открыл файл с программой и выполнил задания:</w:t>
       </w:r>
     </w:p>
@@ -2790,6 +2862,14 @@
           <w:szCs w:val="28"/>
         </w:rPr>
       </w:pPr>
+      <w:r>
+        <w:rPr>
+          <w:rFonts w:ascii="Times New Roman" w:hAnsi="Times New Roman" w:cs="Times New Roman"/>
+          <w:sz w:val="28"/>
+          <w:szCs w:val="28"/>
+        </w:rPr>
+        <w:t xml:space="preserve">14) </w:t>
+      </w:r>
       <w:r>
         <w:rPr>
           <w:rFonts w:ascii="Times New Roman" w:hAnsi="Times New Roman" w:cs="Times New Roman"/>
@@ -2879,6 +2959,14 @@
           <w:sz w:val="28"/>
           <w:szCs w:val="28"/>
         </w:rPr>
+        <w:t xml:space="preserve">15) </w:t>
+      </w:r>
+      <w:r>
+        <w:rPr>
+          <w:rFonts w:ascii="Times New Roman" w:hAnsi="Times New Roman" w:cs="Times New Roman"/>
+          <w:sz w:val="28"/>
+          <w:szCs w:val="28"/>
+        </w:rPr>
         <w:t xml:space="preserve">Зафиксировал это изменение отдельным </w:t>
       </w:r>
       <w:proofErr w:type="spellStart"/>
@@ -3044,6 +3132,14 @@
           <w:sz w:val="28"/>
           <w:szCs w:val="28"/>
         </w:rPr>
+        <w:t xml:space="preserve">16) </w:t>
+      </w:r>
+      <w:r>
+        <w:rPr>
+          <w:rFonts w:ascii="Times New Roman" w:hAnsi="Times New Roman" w:cs="Times New Roman"/>
+          <w:sz w:val="28"/>
+          <w:szCs w:val="28"/>
+        </w:rPr>
         <w:t>Добавил комментарий к строке с условным выражением</w:t>
       </w:r>
     </w:p>
@@ -3126,6 +3222,14 @@
           <w:sz w:val="28"/>
           <w:szCs w:val="28"/>
         </w:rPr>
+        <w:t xml:space="preserve">17) </w:t>
+      </w:r>
+      <w:r>
+        <w:rPr>
+          <w:rFonts w:ascii="Times New Roman" w:hAnsi="Times New Roman" w:cs="Times New Roman"/>
+          <w:sz w:val="28"/>
+          <w:szCs w:val="28"/>
+        </w:rPr>
         <w:t xml:space="preserve">Зафиксировал это изменение отдельным </w:t>
       </w:r>
       <w:proofErr w:type="spellStart"/>
@@ -3226,6 +3330,14 @@
           <w:sz w:val="28"/>
           <w:szCs w:val="28"/>
         </w:rPr>
+        <w:t xml:space="preserve">18) </w:t>
+      </w:r>
+      <w:r>
+        <w:rPr>
+          <w:rFonts w:ascii="Times New Roman" w:hAnsi="Times New Roman" w:cs="Times New Roman"/>
+          <w:sz w:val="28"/>
+          <w:szCs w:val="28"/>
+        </w:rPr>
         <w:t>Создал данный файл и описал мои действия</w:t>
       </w:r>
     </w:p>
@@ -3238,6 +3350,14 @@
           <w:szCs w:val="28"/>
         </w:rPr>
       </w:pPr>
+      <w:r>
+        <w:rPr>
+          <w:rFonts w:ascii="Times New Roman" w:hAnsi="Times New Roman" w:cs="Times New Roman"/>
+          <w:sz w:val="28"/>
+          <w:szCs w:val="28"/>
+        </w:rPr>
+        <w:t xml:space="preserve">19) </w:t>
+      </w:r>
       <w:r>
         <w:rPr>
           <w:rFonts w:ascii="Times New Roman" w:hAnsi="Times New Roman" w:cs="Times New Roman"/>
@@ -3392,6 +3512,14 @@
           <w:szCs w:val="28"/>
         </w:rPr>
         <w:lastRenderedPageBreak/>
+        <w:t xml:space="preserve">20) </w:t>
+      </w:r>
+      <w:r>
+        <w:rPr>
+          <w:rFonts w:ascii="Times New Roman" w:hAnsi="Times New Roman" w:cs="Times New Roman"/>
+          <w:sz w:val="28"/>
+          <w:szCs w:val="28"/>
+        </w:rPr>
         <w:t xml:space="preserve">Отправил ветку на </w:t>
       </w:r>
       <w:proofErr w:type="spellStart"/>
@@ -3485,6 +3613,14 @@
           <w:sz w:val="28"/>
           <w:szCs w:val="28"/>
         </w:rPr>
+        <w:t xml:space="preserve">21) </w:t>
+      </w:r>
+      <w:r>
+        <w:rPr>
+          <w:rFonts w:ascii="Times New Roman" w:hAnsi="Times New Roman" w:cs="Times New Roman"/>
+          <w:sz w:val="28"/>
+          <w:szCs w:val="28"/>
+        </w:rPr>
         <w:t xml:space="preserve">Произвел слияние с веткой </w:t>
       </w:r>
       <w:proofErr w:type="spellStart"/>
@@ -3582,6 +3718,14 @@
           <w:szCs w:val="28"/>
         </w:rPr>
       </w:pPr>
+      <w:r>
+        <w:rPr>
+          <w:rFonts w:ascii="Times New Roman" w:hAnsi="Times New Roman" w:cs="Times New Roman"/>
+          <w:sz w:val="28"/>
+          <w:szCs w:val="28"/>
+        </w:rPr>
+        <w:t xml:space="preserve">23) </w:t>
+      </w:r>
       <w:r>
         <w:rPr>
           <w:rFonts w:ascii="Times New Roman" w:hAnsi="Times New Roman" w:cs="Times New Roman"/>
@@ -3715,6 +3859,14 @@
           <w:szCs w:val="28"/>
         </w:rPr>
         <w:lastRenderedPageBreak/>
+        <w:t xml:space="preserve">24) </w:t>
+      </w:r>
+      <w:r>
+        <w:rPr>
+          <w:rFonts w:ascii="Times New Roman" w:hAnsi="Times New Roman" w:cs="Times New Roman"/>
+          <w:sz w:val="28"/>
+          <w:szCs w:val="28"/>
+        </w:rPr>
         <w:t>Оформил отчёт и зафиксировал изменения.</w:t>
       </w:r>
     </w:p>
@@ -3799,6 +3951,14 @@
           <w:sz w:val="28"/>
           <w:szCs w:val="28"/>
         </w:rPr>
+        <w:t xml:space="preserve">25) </w:t>
+      </w:r>
+      <w:r>
+        <w:rPr>
+          <w:rFonts w:ascii="Times New Roman" w:hAnsi="Times New Roman" w:cs="Times New Roman"/>
+          <w:sz w:val="28"/>
+          <w:szCs w:val="28"/>
+        </w:rPr>
         <w:t xml:space="preserve">Добавил ссылку на </w:t>
       </w:r>
       <w:proofErr w:type="spellStart"/>
@@ -3817,7 +3977,23 @@
           <w:sz w:val="28"/>
           <w:szCs w:val="28"/>
         </w:rPr>
-        <w:t xml:space="preserve">, зафиксировал изменения и ещё раз отправил в удалённый </w:t>
+        <w:t xml:space="preserve">, зафиксировал изменения и ещё раз отправил </w:t>
+      </w:r>
+      <w:r>
+        <w:rPr>
+          <w:rFonts w:ascii="Times New Roman" w:hAnsi="Times New Roman" w:cs="Times New Roman"/>
+          <w:sz w:val="28"/>
+          <w:szCs w:val="28"/>
+        </w:rPr>
+        <w:t xml:space="preserve">их </w:t>
+      </w:r>
+      <w:r>
+        <w:rPr>
+          <w:rFonts w:ascii="Times New Roman" w:hAnsi="Times New Roman" w:cs="Times New Roman"/>
+          <w:sz w:val="28"/>
+          <w:szCs w:val="28"/>
+        </w:rPr>
+        <w:t xml:space="preserve">в удалённый </w:t>
       </w:r>
       <w:proofErr w:type="spellStart"/>
       <w:r>
@@ -3841,6 +4017,7 @@
     <w:p>
       <w:pPr>
         <w:rPr>
+          <w:rStyle w:val="a4"/>
           <w:rFonts w:ascii="Times New Roman" w:hAnsi="Times New Roman" w:cs="Times New Roman"/>
           <w:sz w:val="28"/>
           <w:szCs w:val="28"/>
@@ -3877,9 +4054,9 @@
         </w:rPr>
         <w:drawing>
           <wp:inline distT="0" distB="0" distL="0" distR="0">
-            <wp:extent cx="3524250" cy="3067050"/>
-            <wp:effectExtent l="0" t="0" r="0" b="0"/>
-            <wp:docPr id="31" name="Рисунок 31"/>
+            <wp:extent cx="4562475" cy="2528601"/>
+            <wp:effectExtent l="0" t="0" r="0" b="5080"/>
+            <wp:docPr id="32" name="Рисунок 32"/>
             <wp:cNvGraphicFramePr>
               <a:graphicFrameLocks xmlns:a="http://schemas.openxmlformats.org/drawingml/2006/main" noChangeAspect="1"/>
             </wp:cNvGraphicFramePr>
@@ -3887,7 +4064,7 @@
               <a:graphicData uri="http://schemas.openxmlformats.org/drawingml/2006/picture">
                 <pic:pic xmlns:pic="http://schemas.openxmlformats.org/drawingml/2006/picture">
                   <pic:nvPicPr>
-                    <pic:cNvPr id="0" name="Picture 2"/>
+                    <pic:cNvPr id="0" name="Picture 1"/>
                     <pic:cNvPicPr>
                       <a:picLocks noChangeAspect="1" noChangeArrowheads="1"/>
                     </pic:cNvPicPr>
@@ -3908,7 +4085,7 @@
                   <pic:spPr bwMode="auto">
                     <a:xfrm>
                       <a:off x="0" y="0"/>
-                      <a:ext cx="3524250" cy="3067050"/>
+                      <a:ext cx="4570156" cy="2532858"/>
                     </a:xfrm>
                     <a:prstGeom prst="rect">
                       <a:avLst/>
@@ -3924,28 +4101,76 @@
           </wp:inline>
         </w:drawing>
       </w:r>
+    </w:p>
+    <w:p>
+      <w:pPr>
+        <w:jc w:val="center"/>
+        <w:rPr>
+          <w:rFonts w:ascii="Times New Roman" w:hAnsi="Times New Roman" w:cs="Times New Roman"/>
+          <w:sz w:val="28"/>
+          <w:szCs w:val="28"/>
+        </w:rPr>
+      </w:pPr>
+      <w:r>
+        <w:rPr>
+          <w:rFonts w:ascii="Times New Roman" w:hAnsi="Times New Roman" w:cs="Times New Roman"/>
+          <w:noProof/>
+          <w:sz w:val="28"/>
+          <w:szCs w:val="28"/>
+          <w:lang w:eastAsia="ru-RU"/>
+        </w:rPr>
+        <w:drawing>
+          <wp:inline distT="0" distB="0" distL="0" distR="0">
+            <wp:extent cx="3009841" cy="2619375"/>
+            <wp:effectExtent l="0" t="0" r="635" b="0"/>
+            <wp:docPr id="31" name="Рисунок 31"/>
+            <wp:cNvGraphicFramePr>
+              <a:graphicFrameLocks xmlns:a="http://schemas.openxmlformats.org/drawingml/2006/main" noChangeAspect="1"/>
+            </wp:cNvGraphicFramePr>
+            <a:graphic xmlns:a="http://schemas.openxmlformats.org/drawingml/2006/main">
+              <a:graphicData uri="http://schemas.openxmlformats.org/drawingml/2006/picture">
+                <pic:pic xmlns:pic="http://schemas.openxmlformats.org/drawingml/2006/picture">
+                  <pic:nvPicPr>
+                    <pic:cNvPr id="0" name="Picture 2"/>
+                    <pic:cNvPicPr>
+                      <a:picLocks noChangeAspect="1" noChangeArrowheads="1"/>
+                    </pic:cNvPicPr>
+                  </pic:nvPicPr>
+                  <pic:blipFill>
+                    <a:blip r:embed="rId40">
+                      <a:extLst>
+                        <a:ext uri="{28A0092B-C50C-407E-A947-70E740481C1C}">
+                          <a14:useLocalDpi xmlns:a14="http://schemas.microsoft.com/office/drawing/2010/main" val="0"/>
+                        </a:ext>
+                      </a:extLst>
+                    </a:blip>
+                    <a:srcRect/>
+                    <a:stretch>
+                      <a:fillRect/>
+                    </a:stretch>
+                  </pic:blipFill>
+                  <pic:spPr bwMode="auto">
+                    <a:xfrm>
+                      <a:off x="0" y="0"/>
+                      <a:ext cx="3035954" cy="2642100"/>
+                    </a:xfrm>
+                    <a:prstGeom prst="rect">
+                      <a:avLst/>
+                    </a:prstGeom>
+                    <a:noFill/>
+                    <a:ln>
+                      <a:noFill/>
+                    </a:ln>
+                  </pic:spPr>
+                </pic:pic>
+              </a:graphicData>
+            </a:graphic>
+          </wp:inline>
+        </w:drawing>
+      </w:r>
       <w:bookmarkStart w:id="0" w:name="_GoBack"/>
       <w:bookmarkEnd w:id="0"/>
     </w:p>
-    <w:p>
-      <w:pPr>
-        <w:rPr>
-          <w:rFonts w:ascii="Times New Roman" w:hAnsi="Times New Roman" w:cs="Times New Roman"/>
-          <w:sz w:val="28"/>
-          <w:szCs w:val="28"/>
-        </w:rPr>
-      </w:pPr>
-    </w:p>
-    <w:p>
-      <w:pPr>
-        <w:rPr>
-          <w:rFonts w:ascii="Times New Roman" w:hAnsi="Times New Roman" w:cs="Times New Roman"/>
-          <w:sz w:val="28"/>
-          <w:szCs w:val="28"/>
-        </w:rPr>
-      </w:pPr>
-    </w:p>
-    <w:p/>
     <w:sectPr>
       <w:pgSz w:w="11906" w:h="16838"/>
       <w:pgMar w:top="1134" w:right="850" w:bottom="1134" w:left="1701" w:header="708" w:footer="708" w:gutter="0"/>

--- a/Отчёт.docx
+++ b/Отчёт.docx
@@ -4,20 +4,1136 @@
   <w:body>
     <w:p>
       <w:pPr>
-        <w:rPr>
-          <w:rFonts w:ascii="Times New Roman" w:hAnsi="Times New Roman" w:cs="Times New Roman"/>
+        <w:spacing w:after="0" w:line="276" w:lineRule="atLeast"/>
+        <w:jc w:val="center"/>
+        <w:rPr>
+          <w:rFonts w:ascii="Times New Roman" w:eastAsia="Times New Roman" w:hAnsi="Times New Roman" w:cs="Times New Roman"/>
+          <w:sz w:val="24"/>
+          <w:szCs w:val="24"/>
+          <w:lang w:eastAsia="ru-RU"/>
+        </w:rPr>
+      </w:pPr>
+      <w:r>
+        <w:rPr>
+          <w:rFonts w:ascii="Times New Roman" w:eastAsia="Times New Roman" w:hAnsi="Times New Roman" w:cs="Times New Roman"/>
+          <w:color w:val="000000"/>
+          <w:sz w:val="28"/>
+          <w:szCs w:val="28"/>
+          <w:lang w:eastAsia="ru-RU"/>
+        </w:rPr>
+        <w:t>Министерство науки и высшего образования РФ</w:t>
+      </w:r>
+    </w:p>
+    <w:p>
+      <w:pPr>
+        <w:spacing w:after="0" w:line="276" w:lineRule="atLeast"/>
+        <w:jc w:val="center"/>
+        <w:rPr>
+          <w:rFonts w:ascii="Times New Roman" w:eastAsia="Times New Roman" w:hAnsi="Times New Roman" w:cs="Times New Roman"/>
+          <w:sz w:val="24"/>
+          <w:szCs w:val="24"/>
+          <w:lang w:eastAsia="ru-RU"/>
+        </w:rPr>
+      </w:pPr>
+      <w:r>
+        <w:rPr>
+          <w:rFonts w:ascii="Times New Roman" w:eastAsia="Times New Roman" w:hAnsi="Times New Roman" w:cs="Times New Roman"/>
+          <w:color w:val="000000"/>
+          <w:sz w:val="28"/>
+          <w:szCs w:val="28"/>
+          <w:lang w:eastAsia="ru-RU"/>
+        </w:rPr>
+        <w:t>Пензенский государственный университет</w:t>
+      </w:r>
+    </w:p>
+    <w:p>
+      <w:pPr>
+        <w:spacing w:after="0" w:line="276" w:lineRule="atLeast"/>
+        <w:jc w:val="center"/>
+        <w:rPr>
+          <w:rFonts w:ascii="Times New Roman" w:eastAsia="Times New Roman" w:hAnsi="Times New Roman" w:cs="Times New Roman"/>
+          <w:sz w:val="24"/>
+          <w:szCs w:val="24"/>
+          <w:lang w:eastAsia="ru-RU"/>
+        </w:rPr>
+      </w:pPr>
+      <w:r>
+        <w:rPr>
+          <w:rFonts w:ascii="Times New Roman" w:eastAsia="Times New Roman" w:hAnsi="Times New Roman" w:cs="Times New Roman"/>
+          <w:color w:val="000000"/>
+          <w:sz w:val="28"/>
+          <w:szCs w:val="28"/>
+          <w:lang w:eastAsia="ru-RU"/>
+        </w:rPr>
+        <w:t>Кафедра «Вычислительная техника»</w:t>
+      </w:r>
+    </w:p>
+    <w:p>
+      <w:pPr>
+        <w:spacing w:after="0" w:line="276" w:lineRule="atLeast"/>
+        <w:jc w:val="center"/>
+        <w:rPr>
+          <w:rFonts w:ascii="Times New Roman" w:eastAsia="Times New Roman" w:hAnsi="Times New Roman" w:cs="Times New Roman"/>
+          <w:sz w:val="24"/>
+          <w:szCs w:val="24"/>
+          <w:lang w:eastAsia="ru-RU"/>
+        </w:rPr>
+      </w:pPr>
+      <w:r>
+        <w:rPr>
+          <w:rFonts w:ascii="Times New Roman" w:eastAsia="Times New Roman" w:hAnsi="Times New Roman" w:cs="Times New Roman"/>
+          <w:sz w:val="24"/>
+          <w:szCs w:val="24"/>
+          <w:lang w:eastAsia="ru-RU"/>
+        </w:rPr>
+        <w:t> </w:t>
+      </w:r>
+    </w:p>
+    <w:p>
+      <w:pPr>
+        <w:spacing w:after="0" w:line="276" w:lineRule="atLeast"/>
+        <w:rPr>
+          <w:rFonts w:ascii="Times New Roman" w:eastAsia="Times New Roman" w:hAnsi="Times New Roman" w:cs="Times New Roman"/>
+          <w:sz w:val="24"/>
+          <w:szCs w:val="24"/>
+          <w:lang w:eastAsia="ru-RU"/>
+        </w:rPr>
+      </w:pPr>
+      <w:r>
+        <w:rPr>
+          <w:rFonts w:ascii="Times New Roman" w:eastAsia="Times New Roman" w:hAnsi="Times New Roman" w:cs="Times New Roman"/>
+          <w:sz w:val="24"/>
+          <w:szCs w:val="24"/>
+          <w:lang w:eastAsia="ru-RU"/>
+        </w:rPr>
+        <w:t> </w:t>
+      </w:r>
+    </w:p>
+    <w:p>
+      <w:pPr>
+        <w:spacing w:after="0" w:line="276" w:lineRule="atLeast"/>
+        <w:rPr>
+          <w:rFonts w:ascii="Times New Roman" w:eastAsia="Times New Roman" w:hAnsi="Times New Roman" w:cs="Times New Roman"/>
+          <w:sz w:val="24"/>
+          <w:szCs w:val="24"/>
+          <w:lang w:eastAsia="ru-RU"/>
+        </w:rPr>
+      </w:pPr>
+      <w:r>
+        <w:rPr>
+          <w:rFonts w:ascii="Times New Roman" w:eastAsia="Times New Roman" w:hAnsi="Times New Roman" w:cs="Times New Roman"/>
+          <w:sz w:val="24"/>
+          <w:szCs w:val="24"/>
+          <w:lang w:eastAsia="ru-RU"/>
+        </w:rPr>
+        <w:t> </w:t>
+      </w:r>
+    </w:p>
+    <w:p>
+      <w:pPr>
+        <w:spacing w:after="0" w:line="276" w:lineRule="atLeast"/>
+        <w:rPr>
+          <w:rFonts w:ascii="Times New Roman" w:eastAsia="Times New Roman" w:hAnsi="Times New Roman" w:cs="Times New Roman"/>
+          <w:sz w:val="24"/>
+          <w:szCs w:val="24"/>
+          <w:lang w:eastAsia="ru-RU"/>
+        </w:rPr>
+      </w:pPr>
+      <w:r>
+        <w:rPr>
+          <w:rFonts w:ascii="Times New Roman" w:eastAsia="Times New Roman" w:hAnsi="Times New Roman" w:cs="Times New Roman"/>
+          <w:sz w:val="24"/>
+          <w:szCs w:val="24"/>
+          <w:lang w:eastAsia="ru-RU"/>
+        </w:rPr>
+        <w:t> </w:t>
+      </w:r>
+    </w:p>
+    <w:p>
+      <w:pPr>
+        <w:spacing w:after="0" w:line="276" w:lineRule="atLeast"/>
+        <w:rPr>
+          <w:rFonts w:ascii="Times New Roman" w:eastAsia="Times New Roman" w:hAnsi="Times New Roman" w:cs="Times New Roman"/>
+          <w:sz w:val="24"/>
+          <w:szCs w:val="24"/>
+          <w:lang w:eastAsia="ru-RU"/>
+        </w:rPr>
+      </w:pPr>
+      <w:r>
+        <w:rPr>
+          <w:rFonts w:ascii="Times New Roman" w:eastAsia="Times New Roman" w:hAnsi="Times New Roman" w:cs="Times New Roman"/>
+          <w:sz w:val="24"/>
+          <w:szCs w:val="24"/>
+          <w:lang w:eastAsia="ru-RU"/>
+        </w:rPr>
+        <w:t> </w:t>
+      </w:r>
+    </w:p>
+    <w:p>
+      <w:pPr>
+        <w:spacing w:after="0" w:line="276" w:lineRule="atLeast"/>
+        <w:rPr>
+          <w:rFonts w:ascii="Times New Roman" w:eastAsia="Times New Roman" w:hAnsi="Times New Roman" w:cs="Times New Roman"/>
+          <w:sz w:val="24"/>
+          <w:szCs w:val="24"/>
+          <w:lang w:eastAsia="ru-RU"/>
+        </w:rPr>
+      </w:pPr>
+      <w:r>
+        <w:rPr>
+          <w:rFonts w:ascii="Times New Roman" w:eastAsia="Times New Roman" w:hAnsi="Times New Roman" w:cs="Times New Roman"/>
+          <w:sz w:val="24"/>
+          <w:szCs w:val="24"/>
+          <w:lang w:eastAsia="ru-RU"/>
+        </w:rPr>
+        <w:t> </w:t>
+      </w:r>
+    </w:p>
+    <w:p>
+      <w:pPr>
+        <w:spacing w:after="0" w:line="276" w:lineRule="atLeast"/>
+        <w:rPr>
+          <w:rFonts w:ascii="Times New Roman" w:eastAsia="Times New Roman" w:hAnsi="Times New Roman" w:cs="Times New Roman"/>
+          <w:sz w:val="24"/>
+          <w:szCs w:val="24"/>
+          <w:lang w:eastAsia="ru-RU"/>
+        </w:rPr>
+      </w:pPr>
+      <w:r>
+        <w:rPr>
+          <w:rFonts w:ascii="Times New Roman" w:eastAsia="Times New Roman" w:hAnsi="Times New Roman" w:cs="Times New Roman"/>
           <w:b/>
-          <w:sz w:val="28"/>
-          <w:szCs w:val="28"/>
-        </w:rPr>
-      </w:pPr>
-      <w:r>
+          <w:bCs/>
+          <w:color w:val="000000"/>
+          <w:sz w:val="28"/>
+          <w:szCs w:val="28"/>
+          <w:lang w:eastAsia="ru-RU"/>
+        </w:rPr>
+        <w:t> </w:t>
+      </w:r>
+    </w:p>
+    <w:p>
+      <w:pPr>
+        <w:spacing w:after="0" w:line="276" w:lineRule="atLeast"/>
+        <w:jc w:val="center"/>
+        <w:rPr>
+          <w:rFonts w:ascii="Times New Roman" w:eastAsia="Times New Roman" w:hAnsi="Times New Roman" w:cs="Times New Roman"/>
+          <w:sz w:val="24"/>
+          <w:szCs w:val="24"/>
+          <w:lang w:eastAsia="ru-RU"/>
+        </w:rPr>
+      </w:pPr>
+      <w:r>
+        <w:rPr>
+          <w:rFonts w:ascii="Times New Roman" w:eastAsia="Times New Roman" w:hAnsi="Times New Roman" w:cs="Times New Roman"/>
+          <w:color w:val="000000"/>
+          <w:sz w:val="28"/>
+          <w:szCs w:val="28"/>
+          <w:lang w:eastAsia="ru-RU"/>
+        </w:rPr>
+        <w:t>ОТЧЕТ</w:t>
+      </w:r>
+    </w:p>
+    <w:p>
+      <w:pPr>
+        <w:spacing w:after="0" w:line="276" w:lineRule="atLeast"/>
+        <w:ind w:left="567"/>
+        <w:jc w:val="center"/>
+        <w:rPr>
+          <w:rFonts w:ascii="Times New Roman" w:eastAsia="Times New Roman" w:hAnsi="Times New Roman" w:cs="Times New Roman"/>
+          <w:sz w:val="24"/>
+          <w:szCs w:val="24"/>
+          <w:lang w:eastAsia="ru-RU"/>
+        </w:rPr>
+      </w:pPr>
+      <w:r>
+        <w:rPr>
+          <w:rFonts w:ascii="Times New Roman" w:eastAsia="Times New Roman" w:hAnsi="Times New Roman" w:cs="Times New Roman"/>
+          <w:color w:val="000000"/>
+          <w:sz w:val="28"/>
+          <w:szCs w:val="28"/>
+          <w:lang w:eastAsia="ru-RU"/>
+        </w:rPr>
+        <w:t>По лабораторной работе №</w:t>
+      </w:r>
+      <w:r>
+        <w:rPr>
+          <w:rFonts w:ascii="Times New Roman" w:eastAsia="Times New Roman" w:hAnsi="Times New Roman" w:cs="Times New Roman"/>
+          <w:color w:val="000000"/>
+          <w:sz w:val="28"/>
+          <w:szCs w:val="28"/>
+          <w:lang w:eastAsia="ru-RU"/>
+        </w:rPr>
+        <w:t>9</w:t>
+      </w:r>
+    </w:p>
+    <w:p>
+      <w:pPr>
+        <w:spacing w:after="0" w:line="276" w:lineRule="atLeast"/>
+        <w:jc w:val="center"/>
+        <w:rPr>
+          <w:rFonts w:ascii="Times New Roman" w:eastAsia="Times New Roman" w:hAnsi="Times New Roman" w:cs="Times New Roman"/>
+          <w:sz w:val="24"/>
+          <w:szCs w:val="24"/>
+          <w:lang w:eastAsia="ru-RU"/>
+        </w:rPr>
+      </w:pPr>
+      <w:r>
+        <w:rPr>
+          <w:rFonts w:ascii="Times New Roman" w:eastAsia="Times New Roman" w:hAnsi="Times New Roman" w:cs="Times New Roman"/>
+          <w:color w:val="000000"/>
+          <w:sz w:val="28"/>
+          <w:szCs w:val="28"/>
+          <w:lang w:eastAsia="ru-RU"/>
+        </w:rPr>
+        <w:t>По дисциплине «Информационные технологии в профессиональной деятельности»</w:t>
+      </w:r>
+    </w:p>
+    <w:p>
+      <w:pPr>
+        <w:spacing w:after="0" w:line="276" w:lineRule="atLeast"/>
+        <w:jc w:val="center"/>
+        <w:rPr>
+          <w:rFonts w:ascii="Times New Roman" w:eastAsia="Times New Roman" w:hAnsi="Times New Roman" w:cs="Times New Roman"/>
+          <w:sz w:val="24"/>
+          <w:szCs w:val="24"/>
+          <w:lang w:eastAsia="ru-RU"/>
+        </w:rPr>
+      </w:pPr>
+      <w:r>
+        <w:rPr>
+          <w:rFonts w:ascii="Times New Roman" w:eastAsia="Times New Roman" w:hAnsi="Times New Roman" w:cs="Times New Roman"/>
+          <w:color w:val="000000"/>
+          <w:sz w:val="28"/>
+          <w:szCs w:val="28"/>
+          <w:lang w:eastAsia="ru-RU"/>
+        </w:rPr>
+        <w:t>На тему «</w:t>
+      </w:r>
+      <w:proofErr w:type="spellStart"/>
+      <w:r>
+        <w:rPr>
+          <w:rFonts w:ascii="Times New Roman" w:eastAsia="Times New Roman" w:hAnsi="Times New Roman" w:cs="Times New Roman"/>
+          <w:color w:val="000000"/>
+          <w:sz w:val="28"/>
+          <w:szCs w:val="28"/>
+          <w:lang w:eastAsia="ru-RU"/>
+        </w:rPr>
+        <w:t>GitHub</w:t>
+      </w:r>
+      <w:proofErr w:type="spellEnd"/>
+      <w:r>
+        <w:rPr>
+          <w:rFonts w:ascii="Times New Roman" w:eastAsia="Times New Roman" w:hAnsi="Times New Roman" w:cs="Times New Roman"/>
+          <w:color w:val="000000"/>
+          <w:sz w:val="28"/>
+          <w:szCs w:val="28"/>
+          <w:lang w:eastAsia="ru-RU"/>
+        </w:rPr>
+        <w:t>. Совместная работа</w:t>
+      </w:r>
+      <w:bookmarkStart w:id="0" w:name="_GoBack"/>
+      <w:bookmarkEnd w:id="0"/>
+      <w:r>
+        <w:rPr>
+          <w:rFonts w:ascii="Times New Roman" w:eastAsia="Times New Roman" w:hAnsi="Times New Roman" w:cs="Times New Roman"/>
+          <w:color w:val="000000"/>
+          <w:sz w:val="28"/>
+          <w:szCs w:val="28"/>
+          <w:lang w:eastAsia="ru-RU"/>
+        </w:rPr>
+        <w:t>»</w:t>
+      </w:r>
+    </w:p>
+    <w:p>
+      <w:pPr>
+        <w:spacing w:after="0" w:line="276" w:lineRule="atLeast"/>
+        <w:jc w:val="center"/>
+        <w:rPr>
+          <w:rFonts w:ascii="Times New Roman" w:eastAsia="Times New Roman" w:hAnsi="Times New Roman" w:cs="Times New Roman"/>
+          <w:sz w:val="24"/>
+          <w:szCs w:val="24"/>
+          <w:lang w:eastAsia="ru-RU"/>
+        </w:rPr>
+      </w:pPr>
+      <w:r>
+        <w:rPr>
+          <w:rFonts w:ascii="Times New Roman" w:eastAsia="Times New Roman" w:hAnsi="Times New Roman" w:cs="Times New Roman"/>
+          <w:color w:val="000000"/>
+          <w:sz w:val="28"/>
+          <w:szCs w:val="28"/>
+          <w:lang w:eastAsia="ru-RU"/>
+        </w:rPr>
+        <w:t> </w:t>
+      </w:r>
+    </w:p>
+    <w:p>
+      <w:pPr>
+        <w:spacing w:after="0" w:line="276" w:lineRule="atLeast"/>
+        <w:jc w:val="center"/>
+        <w:rPr>
+          <w:rFonts w:ascii="Times New Roman" w:eastAsia="Times New Roman" w:hAnsi="Times New Roman" w:cs="Times New Roman"/>
+          <w:sz w:val="24"/>
+          <w:szCs w:val="24"/>
+          <w:lang w:eastAsia="ru-RU"/>
+        </w:rPr>
+      </w:pPr>
+      <w:r>
+        <w:rPr>
+          <w:rFonts w:ascii="Times New Roman" w:eastAsia="Times New Roman" w:hAnsi="Times New Roman" w:cs="Times New Roman"/>
+          <w:color w:val="000000"/>
+          <w:sz w:val="28"/>
+          <w:szCs w:val="28"/>
+          <w:lang w:eastAsia="ru-RU"/>
+        </w:rPr>
+        <w:t> </w:t>
+      </w:r>
+    </w:p>
+    <w:p>
+      <w:pPr>
+        <w:spacing w:after="0" w:line="276" w:lineRule="atLeast"/>
+        <w:rPr>
+          <w:rFonts w:ascii="Times New Roman" w:eastAsia="Times New Roman" w:hAnsi="Times New Roman" w:cs="Times New Roman"/>
+          <w:sz w:val="24"/>
+          <w:szCs w:val="24"/>
+          <w:lang w:eastAsia="ru-RU"/>
+        </w:rPr>
+      </w:pPr>
+      <w:r>
+        <w:rPr>
+          <w:rFonts w:ascii="Times New Roman" w:eastAsia="Times New Roman" w:hAnsi="Times New Roman" w:cs="Times New Roman"/>
+          <w:sz w:val="24"/>
+          <w:szCs w:val="24"/>
+          <w:lang w:eastAsia="ru-RU"/>
+        </w:rPr>
+        <w:t> </w:t>
+      </w:r>
+    </w:p>
+    <w:p>
+      <w:pPr>
+        <w:spacing w:after="0" w:line="276" w:lineRule="atLeast"/>
+        <w:rPr>
+          <w:rFonts w:ascii="Times New Roman" w:eastAsia="Times New Roman" w:hAnsi="Times New Roman" w:cs="Times New Roman"/>
+          <w:sz w:val="24"/>
+          <w:szCs w:val="24"/>
+          <w:lang w:eastAsia="ru-RU"/>
+        </w:rPr>
+      </w:pPr>
+      <w:r>
+        <w:rPr>
+          <w:rFonts w:ascii="Times New Roman" w:eastAsia="Times New Roman" w:hAnsi="Times New Roman" w:cs="Times New Roman"/>
+          <w:sz w:val="24"/>
+          <w:szCs w:val="24"/>
+          <w:lang w:eastAsia="ru-RU"/>
+        </w:rPr>
+        <w:t> </w:t>
+      </w:r>
+    </w:p>
+    <w:p>
+      <w:pPr>
+        <w:spacing w:after="0" w:line="276" w:lineRule="atLeast"/>
+        <w:rPr>
+          <w:rFonts w:ascii="Times New Roman" w:eastAsia="Times New Roman" w:hAnsi="Times New Roman" w:cs="Times New Roman"/>
+          <w:sz w:val="24"/>
+          <w:szCs w:val="24"/>
+          <w:lang w:eastAsia="ru-RU"/>
+        </w:rPr>
+      </w:pPr>
+      <w:r>
+        <w:rPr>
+          <w:rFonts w:ascii="Times New Roman" w:eastAsia="Times New Roman" w:hAnsi="Times New Roman" w:cs="Times New Roman"/>
+          <w:sz w:val="24"/>
+          <w:szCs w:val="24"/>
+          <w:lang w:eastAsia="ru-RU"/>
+        </w:rPr>
+        <w:t> </w:t>
+      </w:r>
+    </w:p>
+    <w:p>
+      <w:pPr>
+        <w:spacing w:after="0" w:line="276" w:lineRule="atLeast"/>
+        <w:rPr>
+          <w:rFonts w:ascii="Times New Roman" w:eastAsia="Times New Roman" w:hAnsi="Times New Roman" w:cs="Times New Roman"/>
+          <w:sz w:val="24"/>
+          <w:szCs w:val="24"/>
+          <w:lang w:eastAsia="ru-RU"/>
+        </w:rPr>
+      </w:pPr>
+      <w:r>
+        <w:rPr>
+          <w:rFonts w:ascii="Times New Roman" w:eastAsia="Times New Roman" w:hAnsi="Times New Roman" w:cs="Times New Roman"/>
+          <w:sz w:val="24"/>
+          <w:szCs w:val="24"/>
+          <w:lang w:eastAsia="ru-RU"/>
+        </w:rPr>
+        <w:t> </w:t>
+      </w:r>
+    </w:p>
+    <w:p>
+      <w:pPr>
+        <w:spacing w:after="0" w:line="276" w:lineRule="atLeast"/>
+        <w:rPr>
+          <w:rFonts w:ascii="Times New Roman" w:eastAsia="Times New Roman" w:hAnsi="Times New Roman" w:cs="Times New Roman"/>
+          <w:sz w:val="24"/>
+          <w:szCs w:val="24"/>
+          <w:lang w:eastAsia="ru-RU"/>
+        </w:rPr>
+      </w:pPr>
+      <w:r>
+        <w:rPr>
+          <w:rFonts w:ascii="Times New Roman" w:eastAsia="Times New Roman" w:hAnsi="Times New Roman" w:cs="Times New Roman"/>
+          <w:sz w:val="24"/>
+          <w:szCs w:val="24"/>
+          <w:lang w:eastAsia="ru-RU"/>
+        </w:rPr>
+        <w:t> </w:t>
+      </w:r>
+    </w:p>
+    <w:p>
+      <w:pPr>
+        <w:spacing w:after="0" w:line="276" w:lineRule="atLeast"/>
+        <w:rPr>
+          <w:rFonts w:ascii="Times New Roman" w:eastAsia="Times New Roman" w:hAnsi="Times New Roman" w:cs="Times New Roman"/>
+          <w:sz w:val="24"/>
+          <w:szCs w:val="24"/>
+          <w:lang w:eastAsia="ru-RU"/>
+        </w:rPr>
+      </w:pPr>
+      <w:r>
+        <w:rPr>
+          <w:rFonts w:ascii="Times New Roman" w:eastAsia="Times New Roman" w:hAnsi="Times New Roman" w:cs="Times New Roman"/>
+          <w:sz w:val="24"/>
+          <w:szCs w:val="24"/>
+          <w:lang w:eastAsia="ru-RU"/>
+        </w:rPr>
+        <w:t> </w:t>
+      </w:r>
+    </w:p>
+    <w:p>
+      <w:pPr>
+        <w:spacing w:after="0" w:line="276" w:lineRule="atLeast"/>
+        <w:rPr>
+          <w:rFonts w:ascii="Times New Roman" w:eastAsia="Times New Roman" w:hAnsi="Times New Roman" w:cs="Times New Roman"/>
+          <w:sz w:val="24"/>
+          <w:szCs w:val="24"/>
+          <w:lang w:eastAsia="ru-RU"/>
+        </w:rPr>
+      </w:pPr>
+      <w:r>
+        <w:rPr>
+          <w:rFonts w:ascii="Times New Roman" w:eastAsia="Times New Roman" w:hAnsi="Times New Roman" w:cs="Times New Roman"/>
+          <w:sz w:val="24"/>
+          <w:szCs w:val="24"/>
+          <w:lang w:eastAsia="ru-RU"/>
+        </w:rPr>
+        <w:t> </w:t>
+      </w:r>
+    </w:p>
+    <w:p>
+      <w:pPr>
+        <w:spacing w:after="0" w:line="276" w:lineRule="atLeast"/>
+        <w:rPr>
+          <w:rFonts w:ascii="Times New Roman" w:eastAsia="Times New Roman" w:hAnsi="Times New Roman" w:cs="Times New Roman"/>
+          <w:sz w:val="24"/>
+          <w:szCs w:val="24"/>
+          <w:lang w:eastAsia="ru-RU"/>
+        </w:rPr>
+      </w:pPr>
+      <w:r>
+        <w:rPr>
+          <w:rFonts w:ascii="Times New Roman" w:eastAsia="Times New Roman" w:hAnsi="Times New Roman" w:cs="Times New Roman"/>
+          <w:sz w:val="24"/>
+          <w:szCs w:val="24"/>
+          <w:lang w:eastAsia="ru-RU"/>
+        </w:rPr>
+        <w:t> </w:t>
+      </w:r>
+    </w:p>
+    <w:p>
+      <w:pPr>
+        <w:spacing w:after="0" w:line="276" w:lineRule="atLeast"/>
+        <w:rPr>
+          <w:rFonts w:ascii="Times New Roman" w:eastAsia="Times New Roman" w:hAnsi="Times New Roman" w:cs="Times New Roman"/>
+          <w:sz w:val="24"/>
+          <w:szCs w:val="24"/>
+          <w:lang w:eastAsia="ru-RU"/>
+        </w:rPr>
+      </w:pPr>
+      <w:r>
+        <w:rPr>
+          <w:rFonts w:ascii="Times New Roman" w:eastAsia="Times New Roman" w:hAnsi="Times New Roman" w:cs="Times New Roman"/>
+          <w:sz w:val="24"/>
+          <w:szCs w:val="24"/>
+          <w:lang w:eastAsia="ru-RU"/>
+        </w:rPr>
+        <w:t> </w:t>
+      </w:r>
+    </w:p>
+    <w:p>
+      <w:pPr>
+        <w:spacing w:after="0" w:line="240" w:lineRule="auto"/>
+        <w:ind w:left="4535" w:right="1"/>
+        <w:rPr>
+          <w:rFonts w:ascii="Times New Roman" w:eastAsia="Times New Roman" w:hAnsi="Times New Roman" w:cs="Times New Roman"/>
+          <w:sz w:val="24"/>
+          <w:szCs w:val="24"/>
+          <w:lang w:eastAsia="ru-RU"/>
+        </w:rPr>
+      </w:pPr>
+      <w:r>
+        <w:rPr>
+          <w:rFonts w:ascii="Times New Roman" w:eastAsia="Times New Roman" w:hAnsi="Times New Roman" w:cs="Times New Roman"/>
+          <w:color w:val="000000"/>
+          <w:sz w:val="28"/>
+          <w:szCs w:val="28"/>
+          <w:lang w:eastAsia="ru-RU"/>
+        </w:rPr>
+        <w:t>Выполнили: студенты группы 25ВВВ3:</w:t>
+      </w:r>
+    </w:p>
+    <w:p>
+      <w:pPr>
+        <w:spacing w:after="0" w:line="240" w:lineRule="auto"/>
+        <w:ind w:left="4956" w:firstLine="5"/>
+        <w:rPr>
+          <w:rFonts w:ascii="Times New Roman" w:eastAsia="Times New Roman" w:hAnsi="Times New Roman" w:cs="Times New Roman"/>
+          <w:sz w:val="24"/>
+          <w:szCs w:val="24"/>
+          <w:lang w:eastAsia="ru-RU"/>
+        </w:rPr>
+      </w:pPr>
+      <w:r>
+        <w:rPr>
+          <w:rFonts w:ascii="Times New Roman" w:eastAsia="Times New Roman" w:hAnsi="Times New Roman" w:cs="Times New Roman"/>
+          <w:color w:val="000000"/>
+          <w:sz w:val="28"/>
+          <w:szCs w:val="28"/>
+          <w:lang w:eastAsia="ru-RU"/>
+        </w:rPr>
+        <w:t xml:space="preserve">        Никитин. К. </w:t>
+      </w:r>
+    </w:p>
+    <w:p>
+      <w:pPr>
+        <w:spacing w:after="0" w:line="240" w:lineRule="auto"/>
+        <w:ind w:left="4956" w:firstLine="572"/>
+        <w:rPr>
+          <w:rFonts w:ascii="Times New Roman" w:eastAsia="Times New Roman" w:hAnsi="Times New Roman" w:cs="Times New Roman"/>
+          <w:color w:val="000000"/>
+          <w:sz w:val="28"/>
+          <w:szCs w:val="28"/>
+          <w:lang w:eastAsia="ru-RU"/>
+        </w:rPr>
+      </w:pPr>
+      <w:proofErr w:type="spellStart"/>
+      <w:r>
+        <w:rPr>
+          <w:rFonts w:ascii="Times New Roman" w:eastAsia="Times New Roman" w:hAnsi="Times New Roman" w:cs="Times New Roman"/>
+          <w:color w:val="000000"/>
+          <w:sz w:val="28"/>
+          <w:szCs w:val="28"/>
+          <w:lang w:eastAsia="ru-RU"/>
+        </w:rPr>
+        <w:t>Флеонов</w:t>
+      </w:r>
+      <w:proofErr w:type="spellEnd"/>
+      <w:r>
+        <w:rPr>
+          <w:rFonts w:ascii="Times New Roman" w:eastAsia="Times New Roman" w:hAnsi="Times New Roman" w:cs="Times New Roman"/>
+          <w:color w:val="000000"/>
+          <w:sz w:val="28"/>
+          <w:szCs w:val="28"/>
+          <w:lang w:eastAsia="ru-RU"/>
+        </w:rPr>
+        <w:t xml:space="preserve">. М. </w:t>
+      </w:r>
+    </w:p>
+    <w:p>
+      <w:pPr>
+        <w:spacing w:after="0" w:line="240" w:lineRule="auto"/>
+        <w:ind w:left="4956" w:firstLine="572"/>
+        <w:rPr>
+          <w:rFonts w:ascii="Times New Roman" w:eastAsia="Times New Roman" w:hAnsi="Times New Roman" w:cs="Times New Roman"/>
+          <w:color w:val="000000"/>
+          <w:sz w:val="28"/>
+          <w:szCs w:val="28"/>
+          <w:lang w:eastAsia="ru-RU"/>
+        </w:rPr>
+      </w:pPr>
+      <w:r>
+        <w:rPr>
+          <w:rFonts w:ascii="Times New Roman" w:eastAsia="Times New Roman" w:hAnsi="Times New Roman" w:cs="Times New Roman"/>
+          <w:color w:val="000000"/>
+          <w:sz w:val="28"/>
+          <w:szCs w:val="28"/>
+          <w:lang w:eastAsia="ru-RU"/>
+        </w:rPr>
+        <w:t>Шибанов. Ф.</w:t>
+      </w:r>
+    </w:p>
+    <w:p>
+      <w:pPr>
+        <w:spacing w:after="0" w:line="240" w:lineRule="auto"/>
+        <w:ind w:left="4956" w:firstLine="572"/>
+        <w:rPr>
+          <w:rFonts w:ascii="Times New Roman" w:eastAsia="Times New Roman" w:hAnsi="Times New Roman" w:cs="Times New Roman"/>
+          <w:sz w:val="24"/>
+          <w:szCs w:val="24"/>
+          <w:lang w:eastAsia="ru-RU"/>
+        </w:rPr>
+      </w:pPr>
+      <w:r>
+        <w:rPr>
+          <w:rFonts w:ascii="Times New Roman" w:eastAsia="Times New Roman" w:hAnsi="Times New Roman" w:cs="Times New Roman"/>
+          <w:color w:val="000000"/>
+          <w:sz w:val="28"/>
+          <w:szCs w:val="28"/>
+          <w:lang w:eastAsia="ru-RU"/>
+        </w:rPr>
+        <w:t>Китаев. И.</w:t>
+      </w:r>
+    </w:p>
+    <w:p>
+      <w:pPr>
+        <w:spacing w:after="0" w:line="240" w:lineRule="auto"/>
+        <w:ind w:left="4956" w:firstLine="572"/>
+        <w:rPr>
+          <w:rFonts w:ascii="Times New Roman" w:eastAsia="Times New Roman" w:hAnsi="Times New Roman" w:cs="Times New Roman"/>
+          <w:sz w:val="24"/>
+          <w:szCs w:val="24"/>
+          <w:lang w:eastAsia="ru-RU"/>
+        </w:rPr>
+      </w:pPr>
+    </w:p>
+    <w:p>
+      <w:pPr>
+        <w:spacing w:after="0" w:line="240" w:lineRule="auto"/>
+        <w:ind w:left="4535"/>
+        <w:rPr>
+          <w:rFonts w:ascii="Times New Roman" w:eastAsia="Times New Roman" w:hAnsi="Times New Roman" w:cs="Times New Roman"/>
+          <w:sz w:val="24"/>
+          <w:szCs w:val="24"/>
+          <w:lang w:eastAsia="ru-RU"/>
+        </w:rPr>
+      </w:pPr>
+      <w:r>
+        <w:rPr>
+          <w:rFonts w:ascii="Times New Roman" w:eastAsia="Times New Roman" w:hAnsi="Times New Roman" w:cs="Times New Roman"/>
+          <w:color w:val="000000"/>
+          <w:sz w:val="28"/>
+          <w:szCs w:val="28"/>
+          <w:lang w:eastAsia="ru-RU"/>
+        </w:rPr>
+        <w:t>Приняли:</w:t>
+      </w:r>
+    </w:p>
+    <w:p>
+      <w:pPr>
+        <w:spacing w:after="0" w:line="240" w:lineRule="auto"/>
+        <w:ind w:left="5244"/>
+        <w:rPr>
+          <w:rFonts w:ascii="Times New Roman" w:eastAsia="Times New Roman" w:hAnsi="Times New Roman" w:cs="Times New Roman"/>
+          <w:sz w:val="24"/>
+          <w:szCs w:val="24"/>
+          <w:lang w:eastAsia="ru-RU"/>
+        </w:rPr>
+      </w:pPr>
+      <w:r>
+        <w:rPr>
+          <w:rFonts w:ascii="Times New Roman" w:eastAsia="Times New Roman" w:hAnsi="Times New Roman" w:cs="Times New Roman"/>
+          <w:color w:val="000000"/>
+          <w:sz w:val="28"/>
+          <w:szCs w:val="28"/>
+          <w:lang w:eastAsia="ru-RU"/>
+        </w:rPr>
+        <w:t>     к.т.н., доцент Юрова О.В.</w:t>
+      </w:r>
+    </w:p>
+    <w:p>
+      <w:pPr>
+        <w:spacing w:after="0" w:line="240" w:lineRule="auto"/>
+        <w:ind w:left="5528"/>
+        <w:rPr>
+          <w:rFonts w:ascii="Times New Roman" w:eastAsia="Times New Roman" w:hAnsi="Times New Roman" w:cs="Times New Roman"/>
+          <w:sz w:val="24"/>
+          <w:szCs w:val="24"/>
+          <w:lang w:eastAsia="ru-RU"/>
+        </w:rPr>
+      </w:pPr>
+      <w:r>
+        <w:rPr>
+          <w:rFonts w:ascii="Times New Roman" w:eastAsia="Times New Roman" w:hAnsi="Times New Roman" w:cs="Times New Roman"/>
+          <w:color w:val="000000"/>
+          <w:sz w:val="28"/>
+          <w:szCs w:val="28"/>
+          <w:lang w:eastAsia="ru-RU"/>
+        </w:rPr>
+        <w:t> к.т.н., доцент Митрохина Н.Ю.</w:t>
+      </w:r>
+    </w:p>
+    <w:p>
+      <w:pPr>
+        <w:spacing w:after="0" w:line="276" w:lineRule="atLeast"/>
+        <w:ind w:left="1416"/>
+        <w:jc w:val="right"/>
+        <w:rPr>
+          <w:rFonts w:ascii="Times New Roman" w:eastAsia="Times New Roman" w:hAnsi="Times New Roman" w:cs="Times New Roman"/>
+          <w:sz w:val="24"/>
+          <w:szCs w:val="24"/>
+          <w:lang w:eastAsia="ru-RU"/>
+        </w:rPr>
+      </w:pPr>
+      <w:r>
+        <w:rPr>
+          <w:rFonts w:ascii="Times New Roman" w:eastAsia="Times New Roman" w:hAnsi="Times New Roman" w:cs="Times New Roman"/>
+          <w:sz w:val="24"/>
+          <w:szCs w:val="24"/>
+          <w:lang w:eastAsia="ru-RU"/>
+        </w:rPr>
+        <w:t> </w:t>
+      </w:r>
+    </w:p>
+    <w:p>
+      <w:pPr>
+        <w:spacing w:after="0" w:line="276" w:lineRule="atLeast"/>
+        <w:ind w:left="1416"/>
+        <w:jc w:val="right"/>
+        <w:rPr>
+          <w:rFonts w:ascii="Times New Roman" w:eastAsia="Times New Roman" w:hAnsi="Times New Roman" w:cs="Times New Roman"/>
+          <w:sz w:val="24"/>
+          <w:szCs w:val="24"/>
+          <w:lang w:eastAsia="ru-RU"/>
+        </w:rPr>
+      </w:pPr>
+      <w:r>
+        <w:rPr>
+          <w:rFonts w:ascii="Times New Roman" w:eastAsia="Times New Roman" w:hAnsi="Times New Roman" w:cs="Times New Roman"/>
+          <w:sz w:val="24"/>
+          <w:szCs w:val="24"/>
+          <w:lang w:eastAsia="ru-RU"/>
+        </w:rPr>
+        <w:t> </w:t>
+      </w:r>
+    </w:p>
+    <w:p>
+      <w:pPr>
+        <w:spacing w:after="0" w:line="276" w:lineRule="atLeast"/>
+        <w:ind w:left="1416"/>
+        <w:jc w:val="right"/>
+        <w:rPr>
+          <w:rFonts w:ascii="Times New Roman" w:eastAsia="Times New Roman" w:hAnsi="Times New Roman" w:cs="Times New Roman"/>
+          <w:sz w:val="24"/>
+          <w:szCs w:val="24"/>
+          <w:lang w:eastAsia="ru-RU"/>
+        </w:rPr>
+      </w:pPr>
+      <w:r>
+        <w:rPr>
+          <w:rFonts w:ascii="Times New Roman" w:eastAsia="Times New Roman" w:hAnsi="Times New Roman" w:cs="Times New Roman"/>
+          <w:sz w:val="24"/>
+          <w:szCs w:val="24"/>
+          <w:lang w:eastAsia="ru-RU"/>
+        </w:rPr>
+        <w:t> </w:t>
+      </w:r>
+    </w:p>
+    <w:p>
+      <w:pPr>
+        <w:spacing w:after="0" w:line="276" w:lineRule="atLeast"/>
+        <w:ind w:left="1416"/>
+        <w:jc w:val="right"/>
+        <w:rPr>
+          <w:rFonts w:ascii="Times New Roman" w:eastAsia="Times New Roman" w:hAnsi="Times New Roman" w:cs="Times New Roman"/>
+          <w:sz w:val="24"/>
+          <w:szCs w:val="24"/>
+          <w:lang w:eastAsia="ru-RU"/>
+        </w:rPr>
+      </w:pPr>
+      <w:r>
+        <w:rPr>
+          <w:rFonts w:ascii="Times New Roman" w:eastAsia="Times New Roman" w:hAnsi="Times New Roman" w:cs="Times New Roman"/>
+          <w:sz w:val="24"/>
+          <w:szCs w:val="24"/>
+          <w:lang w:eastAsia="ru-RU"/>
+        </w:rPr>
+        <w:t> </w:t>
+      </w:r>
+    </w:p>
+    <w:p>
+      <w:pPr>
+        <w:spacing w:after="0" w:line="276" w:lineRule="atLeast"/>
+        <w:ind w:left="1416"/>
+        <w:jc w:val="right"/>
+        <w:rPr>
+          <w:rFonts w:ascii="Times New Roman" w:eastAsia="Times New Roman" w:hAnsi="Times New Roman" w:cs="Times New Roman"/>
+          <w:sz w:val="24"/>
+          <w:szCs w:val="24"/>
+          <w:lang w:eastAsia="ru-RU"/>
+        </w:rPr>
+      </w:pPr>
+      <w:r>
+        <w:rPr>
+          <w:rFonts w:ascii="Times New Roman" w:eastAsia="Times New Roman" w:hAnsi="Times New Roman" w:cs="Times New Roman"/>
+          <w:sz w:val="24"/>
+          <w:szCs w:val="24"/>
+          <w:lang w:eastAsia="ru-RU"/>
+        </w:rPr>
+        <w:t> </w:t>
+      </w:r>
+    </w:p>
+    <w:p>
+      <w:pPr>
+        <w:spacing w:after="0" w:line="276" w:lineRule="atLeast"/>
+        <w:ind w:left="1416"/>
+        <w:jc w:val="right"/>
+        <w:rPr>
+          <w:rFonts w:ascii="Times New Roman" w:eastAsia="Times New Roman" w:hAnsi="Times New Roman" w:cs="Times New Roman"/>
+          <w:sz w:val="24"/>
+          <w:szCs w:val="24"/>
+          <w:lang w:eastAsia="ru-RU"/>
+        </w:rPr>
+      </w:pPr>
+      <w:r>
+        <w:rPr>
+          <w:rFonts w:ascii="Times New Roman" w:eastAsia="Times New Roman" w:hAnsi="Times New Roman" w:cs="Times New Roman"/>
+          <w:sz w:val="24"/>
+          <w:szCs w:val="24"/>
+          <w:lang w:eastAsia="ru-RU"/>
+        </w:rPr>
+        <w:t> </w:t>
+      </w:r>
+    </w:p>
+    <w:p>
+      <w:pPr>
+        <w:spacing w:after="0" w:line="276" w:lineRule="atLeast"/>
+        <w:rPr>
+          <w:rFonts w:ascii="Times New Roman" w:eastAsia="Times New Roman" w:hAnsi="Times New Roman" w:cs="Times New Roman"/>
+          <w:sz w:val="24"/>
+          <w:szCs w:val="24"/>
+          <w:lang w:eastAsia="ru-RU"/>
+        </w:rPr>
+      </w:pPr>
+      <w:r>
+        <w:rPr>
+          <w:rFonts w:ascii="Times New Roman" w:eastAsia="Times New Roman" w:hAnsi="Times New Roman" w:cs="Times New Roman"/>
+          <w:sz w:val="24"/>
+          <w:szCs w:val="24"/>
+          <w:lang w:eastAsia="ru-RU"/>
+        </w:rPr>
+        <w:t> </w:t>
+      </w:r>
+    </w:p>
+    <w:p>
+      <w:pPr>
+        <w:spacing w:after="0" w:line="276" w:lineRule="atLeast"/>
+        <w:rPr>
+          <w:rFonts w:ascii="Times New Roman" w:eastAsia="Times New Roman" w:hAnsi="Times New Roman" w:cs="Times New Roman"/>
+          <w:sz w:val="24"/>
+          <w:szCs w:val="24"/>
+          <w:lang w:eastAsia="ru-RU"/>
+        </w:rPr>
+      </w:pPr>
+      <w:r>
+        <w:rPr>
+          <w:rFonts w:ascii="Times New Roman" w:eastAsia="Times New Roman" w:hAnsi="Times New Roman" w:cs="Times New Roman"/>
+          <w:sz w:val="24"/>
+          <w:szCs w:val="24"/>
+          <w:lang w:eastAsia="ru-RU"/>
+        </w:rPr>
+        <w:t> </w:t>
+      </w:r>
+    </w:p>
+    <w:p>
+      <w:pPr>
+        <w:spacing w:after="0" w:line="276" w:lineRule="atLeast"/>
+        <w:rPr>
+          <w:rFonts w:ascii="Times New Roman" w:eastAsia="Times New Roman" w:hAnsi="Times New Roman" w:cs="Times New Roman"/>
+          <w:color w:val="000000"/>
+          <w:sz w:val="28"/>
+          <w:szCs w:val="28"/>
+          <w:lang w:eastAsia="ru-RU"/>
+        </w:rPr>
+      </w:pPr>
+      <w:r>
+        <w:rPr>
+          <w:rFonts w:ascii="Times New Roman" w:eastAsia="Times New Roman" w:hAnsi="Times New Roman" w:cs="Times New Roman"/>
+          <w:color w:val="000000"/>
+          <w:sz w:val="28"/>
+          <w:szCs w:val="28"/>
+          <w:lang w:eastAsia="ru-RU"/>
+        </w:rPr>
+        <w:t> </w:t>
+      </w:r>
+    </w:p>
+    <w:p>
+      <w:pPr>
+        <w:spacing w:after="0" w:line="276" w:lineRule="atLeast"/>
+        <w:rPr>
+          <w:rFonts w:ascii="Times New Roman" w:eastAsia="Times New Roman" w:hAnsi="Times New Roman" w:cs="Times New Roman"/>
+          <w:color w:val="000000"/>
+          <w:sz w:val="28"/>
+          <w:szCs w:val="28"/>
+          <w:lang w:eastAsia="ru-RU"/>
+        </w:rPr>
+      </w:pPr>
+    </w:p>
+    <w:p>
+      <w:pPr>
+        <w:spacing w:after="0" w:line="276" w:lineRule="atLeast"/>
+        <w:rPr>
+          <w:rFonts w:ascii="Times New Roman" w:eastAsia="Times New Roman" w:hAnsi="Times New Roman" w:cs="Times New Roman"/>
+          <w:color w:val="000000"/>
+          <w:sz w:val="28"/>
+          <w:szCs w:val="28"/>
+          <w:lang w:eastAsia="ru-RU"/>
+        </w:rPr>
+      </w:pPr>
+    </w:p>
+    <w:p>
+      <w:pPr>
+        <w:spacing w:after="0" w:line="276" w:lineRule="atLeast"/>
+        <w:rPr>
+          <w:rFonts w:ascii="Times New Roman" w:eastAsia="Times New Roman" w:hAnsi="Times New Roman" w:cs="Times New Roman"/>
+          <w:color w:val="000000"/>
+          <w:sz w:val="28"/>
+          <w:szCs w:val="28"/>
+          <w:lang w:eastAsia="ru-RU"/>
+        </w:rPr>
+      </w:pPr>
+    </w:p>
+    <w:p>
+      <w:pPr>
+        <w:spacing w:after="0" w:line="276" w:lineRule="atLeast"/>
+        <w:rPr>
+          <w:rFonts w:ascii="Times New Roman" w:eastAsia="Times New Roman" w:hAnsi="Times New Roman" w:cs="Times New Roman"/>
+          <w:sz w:val="24"/>
+          <w:szCs w:val="24"/>
+          <w:lang w:eastAsia="ru-RU"/>
+        </w:rPr>
+      </w:pPr>
+    </w:p>
+    <w:p>
+      <w:pPr>
+        <w:spacing w:after="0" w:line="276" w:lineRule="atLeast"/>
+        <w:jc w:val="center"/>
+        <w:rPr>
+          <w:rFonts w:ascii="Times New Roman" w:eastAsia="Times New Roman" w:hAnsi="Times New Roman" w:cs="Times New Roman"/>
+          <w:sz w:val="24"/>
+          <w:szCs w:val="24"/>
+          <w:lang w:eastAsia="ru-RU"/>
+        </w:rPr>
+      </w:pPr>
+      <w:r>
+        <w:rPr>
+          <w:rFonts w:ascii="Times New Roman" w:eastAsia="Times New Roman" w:hAnsi="Times New Roman" w:cs="Times New Roman"/>
+          <w:sz w:val="24"/>
+          <w:szCs w:val="24"/>
+          <w:lang w:eastAsia="ru-RU"/>
+        </w:rPr>
+        <w:lastRenderedPageBreak/>
+        <w:t> </w:t>
+      </w:r>
+    </w:p>
+    <w:p>
+      <w:pPr>
         <w:rPr>
           <w:rFonts w:ascii="Times New Roman" w:hAnsi="Times New Roman" w:cs="Times New Roman"/>
           <w:b/>
           <w:sz w:val="28"/>
           <w:szCs w:val="28"/>
         </w:rPr>
+      </w:pPr>
+      <w:r>
+        <w:rPr>
+          <w:rFonts w:ascii="Times New Roman" w:eastAsia="Times New Roman" w:hAnsi="Times New Roman" w:cs="Times New Roman"/>
+          <w:color w:val="000000"/>
+          <w:sz w:val="28"/>
+          <w:szCs w:val="28"/>
+          <w:lang w:eastAsia="ru-RU"/>
+        </w:rPr>
+        <w:t xml:space="preserve">Цель: научиться работать с веб-сервисом для хостинга проектов и их совместной разработки </w:t>
+      </w:r>
+      <w:proofErr w:type="spellStart"/>
+      <w:r>
+        <w:rPr>
+          <w:rFonts w:ascii="Times New Roman" w:eastAsia="Times New Roman" w:hAnsi="Times New Roman" w:cs="Times New Roman"/>
+          <w:color w:val="000000"/>
+          <w:sz w:val="28"/>
+          <w:szCs w:val="28"/>
+          <w:lang w:eastAsia="ru-RU"/>
+        </w:rPr>
+        <w:t>GitHub</w:t>
+      </w:r>
+      <w:proofErr w:type="spellEnd"/>
+      <w:r>
+        <w:rPr>
+          <w:rFonts w:ascii="Times New Roman" w:eastAsia="Times New Roman" w:hAnsi="Times New Roman" w:cs="Times New Roman"/>
+          <w:color w:val="000000"/>
+          <w:sz w:val="28"/>
+          <w:szCs w:val="28"/>
+          <w:lang w:eastAsia="ru-RU"/>
+        </w:rPr>
+        <w:t xml:space="preserve">. Создать свой публичный </w:t>
+      </w:r>
+      <w:proofErr w:type="spellStart"/>
+      <w:r>
+        <w:rPr>
+          <w:rFonts w:ascii="Times New Roman" w:eastAsia="Times New Roman" w:hAnsi="Times New Roman" w:cs="Times New Roman"/>
+          <w:color w:val="000000"/>
+          <w:sz w:val="28"/>
+          <w:szCs w:val="28"/>
+          <w:lang w:eastAsia="ru-RU"/>
+        </w:rPr>
+        <w:t>репозиторий</w:t>
+      </w:r>
+      <w:proofErr w:type="spellEnd"/>
+      <w:r>
+        <w:rPr>
+          <w:rFonts w:ascii="Times New Roman" w:eastAsia="Times New Roman" w:hAnsi="Times New Roman" w:cs="Times New Roman"/>
+          <w:color w:val="000000"/>
+          <w:sz w:val="28"/>
+          <w:szCs w:val="28"/>
+          <w:lang w:eastAsia="ru-RU"/>
+        </w:rPr>
+        <w:t>.</w:t>
+      </w:r>
+    </w:p>
+    <w:p>
+      <w:pPr>
+        <w:rPr>
+          <w:rFonts w:ascii="Times New Roman" w:hAnsi="Times New Roman" w:cs="Times New Roman"/>
+          <w:b/>
+          <w:sz w:val="28"/>
+          <w:szCs w:val="28"/>
+        </w:rPr>
+      </w:pPr>
+      <w:r>
+        <w:rPr>
+          <w:rFonts w:ascii="Times New Roman" w:hAnsi="Times New Roman" w:cs="Times New Roman"/>
+          <w:b/>
+          <w:sz w:val="28"/>
+          <w:szCs w:val="28"/>
+        </w:rPr>
+        <w:br w:type="page"/>
+      </w:r>
+    </w:p>
+    <w:p>
+      <w:pPr>
+        <w:rPr>
+          <w:rFonts w:ascii="Times New Roman" w:hAnsi="Times New Roman" w:cs="Times New Roman"/>
+          <w:b/>
+          <w:sz w:val="28"/>
+          <w:szCs w:val="28"/>
+        </w:rPr>
+      </w:pPr>
+      <w:r>
+        <w:rPr>
+          <w:rFonts w:ascii="Times New Roman" w:hAnsi="Times New Roman" w:cs="Times New Roman"/>
+          <w:b/>
+          <w:sz w:val="28"/>
+          <w:szCs w:val="28"/>
+        </w:rPr>
+        <w:lastRenderedPageBreak/>
         <w:t>Профили студентов команды</w:t>
       </w:r>
     </w:p>
@@ -4168,8 +5284,6 @@
           </wp:inline>
         </w:drawing>
       </w:r>
-      <w:bookmarkStart w:id="0" w:name="_GoBack"/>
-      <w:bookmarkEnd w:id="0"/>
     </w:p>
     <w:sectPr>
       <w:pgSz w:w="11906" w:h="16838"/>
@@ -4579,7 +5693,6 @@
   <w:style w:type="character" w:default="1" w:styleId="a0">
     <w:name w:val="Default Paragraph Font"/>
     <w:uiPriority w:val="1"/>
-    <w:semiHidden/>
     <w:unhideWhenUsed/>
   </w:style>
   <w:style w:type="table" w:default="1" w:styleId="a1">
@@ -4624,6 +5737,38 @@
     <w:rPr>
       <w:color w:val="0563C1" w:themeColor="hyperlink"/>
       <w:u w:val="single"/>
+    </w:rPr>
+  </w:style>
+  <w:style w:type="paragraph" w:customStyle="1" w:styleId="docdata">
+    <w:name w:val="docdata"/>
+    <w:aliases w:val="docy,v5,22360,bqiaagaaeyqcaaagiaiaaao/vgaabc1waaaaaaaaaaaaaaaaaaaaaaaaaaaaaaaaaaaaaaaaaaaaaaaaaaaaaaaaaaaaaaaaaaaaaaaaaaaaaaaaaaaaaaaaaaaaaaaaaaaaaaaaaaaaaaaaaaaaaaaaaaaaaaaaaaaaaaaaaaaaaaaaaaaaaaaaaaaaaaaaaaaaaaaaaaaaaaaaaaaaaaaaaaaaaaaaaaaaaaa"/>
+    <w:basedOn w:val="a"/>
+    <w:rsid w:val="00DF38DC"/>
+    <w:pPr>
+      <w:spacing w:before="100" w:beforeAutospacing="1" w:after="100" w:afterAutospacing="1" w:line="240" w:lineRule="auto"/>
+    </w:pPr>
+    <w:rPr>
+      <w:rFonts w:ascii="Times New Roman" w:eastAsia="Times New Roman" w:hAnsi="Times New Roman" w:cs="Times New Roman"/>
+      <w:sz w:val="24"/>
+      <w:szCs w:val="24"/>
+      <w:lang w:eastAsia="ru-RU"/>
+    </w:rPr>
+  </w:style>
+  <w:style w:type="paragraph" w:styleId="a5">
+    <w:name w:val="Normal (Web)"/>
+    <w:basedOn w:val="a"/>
+    <w:uiPriority w:val="99"/>
+    <w:semiHidden/>
+    <w:unhideWhenUsed/>
+    <w:rsid w:val="00DF38DC"/>
+    <w:pPr>
+      <w:spacing w:before="100" w:beforeAutospacing="1" w:after="100" w:afterAutospacing="1" w:line="240" w:lineRule="auto"/>
+    </w:pPr>
+    <w:rPr>
+      <w:rFonts w:ascii="Times New Roman" w:eastAsia="Times New Roman" w:hAnsi="Times New Roman" w:cs="Times New Roman"/>
+      <w:sz w:val="24"/>
+      <w:szCs w:val="24"/>
+      <w:lang w:eastAsia="ru-RU"/>
     </w:rPr>
   </w:style>
 </w:styles>
